--- a/Teacher Resources (Start Here)/04_STARLAB_Course_Operations_Manual.docx
+++ b/Teacher Resources (Start Here)/04_STARLAB_Course_Operations_Manual.docx
@@ -1306,7 +1306,7 @@
                 <w:szCs w:val="18"/>
                 <w:rtl w:val="0"/>
               </w:rPr>
-              <w:t xml:space="preserve">Use approval language consistently: approved, approved with revisions, needs review, not approved yet.</w:t>
+              <w:t>Use the Project Approval Tracker's exact status language. The tracker is the authoritative approval record; safety and operations guides support the decision.</w:t>
             </w:r>
             <w:r>
               <w:rPr>
@@ -2144,7 +2144,7 @@
                 <w:szCs w:val="18"/>
                 <w:rtl w:val="0"/>
               </w:rPr>
-              <w:t xml:space="preserve">Review district policies, lab safety expectations, human subjects concerns, animal restrictions, and material approval procedures.</w:t>
+              <w:t>Review district policies and obtain locally supplied IRB/SRC, consent, media-release, fieldwork, equipment, chemical, drone, data-privacy, and other forms required for proposed project types.</w:t>
             </w:r>
             <w:r>
               <w:rPr>
@@ -3870,7 +3870,7 @@
                 <w:szCs w:val="18"/>
                 <w:rtl w:val="0"/>
               </w:rPr>
-              <w:t xml:space="preserve">Approved for pilot testing with safety shield</w:t>
+              <w:t>Approved for Pilot Testing</w:t>
             </w:r>
             <w:r>
               <w:rPr>
@@ -4478,610 +4478,257 @@
         </w:tc>
       </w:tr>
       <w:tr>
-        <w:trPr>
-          <w:cantSplit w:val="0"/>
-          <w:tblHeader w:val="0"/>
-        </w:trPr>
-        <w:tc>
-          <w:tcPr>
-            <w:tcMar>
-              <w:top w:w="80.0" w:type="dxa"/>
-              <w:bottom w:w="80.0" w:type="dxa"/>
-            </w:tcMar>
-            <w:vAlign w:val="top"/>
-          </w:tcPr>
-          <w:p>
-            <w:pPr>
-              <w:rPr/>
-            </w:pPr>
-            <w:r>
-              <w:rPr>
-                <w:sz w:val="18"/>
-                <w:szCs w:val="18"/>
-                <w:rtl w:val="0"/>
-              </w:rPr>
-              <w:t xml:space="preserve">Approved to pilot test</w:t>
-            </w:r>
-            <w:r>
-              <w:rPr>
-                <w:rtl w:val="0"/>
-              </w:rPr>
-            </w:r>
-          </w:p>
-        </w:tc>
-        <w:tc>
-          <w:tcPr>
-            <w:tcMar>
-              <w:top w:w="80.0" w:type="dxa"/>
-              <w:bottom w:w="80.0" w:type="dxa"/>
-            </w:tcMar>
-            <w:vAlign w:val="top"/>
-          </w:tcPr>
-          <w:p>
-            <w:pPr>
-              <w:rPr/>
-            </w:pPr>
-            <w:r>
-              <w:rPr>
-                <w:sz w:val="18"/>
-                <w:szCs w:val="18"/>
-                <w:rtl w:val="0"/>
-              </w:rPr>
-              <w:t xml:space="preserve">The plan is safe and clear enough for a small trial.</w:t>
-            </w:r>
-            <w:r>
-              <w:rPr>
-                <w:rtl w:val="0"/>
-              </w:rPr>
-            </w:r>
-          </w:p>
-        </w:tc>
-        <w:tc>
-          <w:tcPr>
-            <w:tcMar>
-              <w:top w:w="80.0" w:type="dxa"/>
-              <w:bottom w:w="80.0" w:type="dxa"/>
-            </w:tcMar>
-            <w:vAlign w:val="top"/>
-          </w:tcPr>
-          <w:p>
-            <w:pPr>
-              <w:rPr/>
-            </w:pPr>
-            <w:r>
-              <w:rPr>
-                <w:sz w:val="18"/>
-                <w:szCs w:val="18"/>
-                <w:rtl w:val="0"/>
-              </w:rPr>
-              <w:t xml:space="preserve">Conduct only the approved pilot test and document results.</w:t>
-            </w:r>
-            <w:r>
-              <w:rPr>
-                <w:rtl w:val="0"/>
-              </w:rPr>
+        <w:tc>
+          <w:tcPr>
+            <w:tcW w:type="dxa" w:w="3408"/>
+          </w:tcPr>
+          <w:p>
+            <w:r>
+              <w:t>Approved for Pilot Testing</w:t>
+            </w:r>
+          </w:p>
+        </w:tc>
+        <w:tc>
+          <w:tcPr>
+            <w:tcW w:type="dxa" w:w="3408"/>
+          </w:tcPr>
+          <w:p>
+            <w:r>
+              <w:t>Student may run only the specific small-scale pilot test described in the approved plan.</w:t>
+            </w:r>
+          </w:p>
+        </w:tc>
+        <w:tc>
+          <w:tcPr>
+            <w:tcW w:type="dxa" w:w="3408"/>
+          </w:tcPr>
+          <w:p>
+            <w:r>
+              <w:t>Record approval, confirm supervision and controls, and set a pilot-reflection date.</w:t>
             </w:r>
           </w:p>
         </w:tc>
       </w:tr>
       <w:tr>
-        <w:trPr>
-          <w:cantSplit w:val="0"/>
-          <w:tblHeader w:val="0"/>
-        </w:trPr>
-        <w:tc>
-          <w:tcPr>
-            <w:tcMar>
-              <w:top w:w="80.0" w:type="dxa"/>
-              <w:bottom w:w="80.0" w:type="dxa"/>
-            </w:tcMar>
-            <w:vAlign w:val="top"/>
-          </w:tcPr>
-          <w:p>
-            <w:pPr>
-              <w:rPr/>
-            </w:pPr>
-            <w:r>
-              <w:rPr>
-                <w:sz w:val="18"/>
-                <w:szCs w:val="18"/>
-                <w:rtl w:val="0"/>
-              </w:rPr>
-              <w:t xml:space="preserve">Approved with modifications</w:t>
-            </w:r>
-            <w:r>
-              <w:rPr>
-                <w:rtl w:val="0"/>
-              </w:rPr>
-            </w:r>
-          </w:p>
-        </w:tc>
-        <w:tc>
-          <w:tcPr>
-            <w:tcMar>
-              <w:top w:w="80.0" w:type="dxa"/>
-              <w:bottom w:w="80.0" w:type="dxa"/>
-            </w:tcMar>
-            <w:vAlign w:val="top"/>
-          </w:tcPr>
-          <w:p>
-            <w:pPr>
-              <w:rPr/>
-            </w:pPr>
-            <w:r>
-              <w:rPr>
-                <w:sz w:val="18"/>
-                <w:szCs w:val="18"/>
-                <w:rtl w:val="0"/>
-              </w:rPr>
-              <w:t xml:space="preserve">The project may proceed after specified edits.</w:t>
-            </w:r>
-            <w:r>
-              <w:rPr>
-                <w:rtl w:val="0"/>
-              </w:rPr>
-            </w:r>
-          </w:p>
-        </w:tc>
-        <w:tc>
-          <w:tcPr>
-            <w:tcMar>
-              <w:top w:w="80.0" w:type="dxa"/>
-              <w:bottom w:w="80.0" w:type="dxa"/>
-            </w:tcMar>
-            <w:vAlign w:val="top"/>
-          </w:tcPr>
-          <w:p>
-            <w:pPr>
-              <w:rPr/>
-            </w:pPr>
-            <w:r>
-              <w:rPr>
-                <w:sz w:val="18"/>
-                <w:szCs w:val="18"/>
-                <w:rtl w:val="0"/>
-              </w:rPr>
-              <w:t xml:space="preserve">Make required changes and confirm them before testing.</w:t>
-            </w:r>
-            <w:r>
-              <w:rPr>
-                <w:rtl w:val="0"/>
-              </w:rPr>
+        <w:tc>
+          <w:tcPr>
+            <w:tcW w:type="dxa" w:w="3408"/>
+          </w:tcPr>
+          <w:p>
+            <w:r>
+              <w:t>Approved With Modifications</w:t>
+            </w:r>
+          </w:p>
+        </w:tc>
+        <w:tc>
+          <w:tcPr>
+            <w:tcW w:type="dxa" w:w="3408"/>
+          </w:tcPr>
+          <w:p>
+            <w:r>
+              <w:t>The project may advance only after named changes are completed and verified; this status does not by itself authorize testing.</w:t>
+            </w:r>
+          </w:p>
+        </w:tc>
+        <w:tc>
+          <w:tcPr>
+            <w:tcW w:type="dxa" w:w="3408"/>
+          </w:tcPr>
+          <w:p>
+            <w:r>
+              <w:t>List the required changes and verify them before changing the status to Approved for Pilot Testing.</w:t>
             </w:r>
           </w:p>
         </w:tc>
       </w:tr>
       <w:tr>
-        <w:trPr>
-          <w:cantSplit w:val="0"/>
-          <w:tblHeader w:val="0"/>
-        </w:trPr>
-        <w:tc>
-          <w:tcPr>
-            <w:tcMar>
-              <w:top w:w="80.0" w:type="dxa"/>
-              <w:bottom w:w="80.0" w:type="dxa"/>
-            </w:tcMar>
-            <w:vAlign w:val="top"/>
-          </w:tcPr>
-          <w:p>
-            <w:pPr>
-              <w:rPr/>
-            </w:pPr>
-            <w:r>
-              <w:rPr>
-                <w:sz w:val="18"/>
-                <w:szCs w:val="18"/>
-                <w:rtl w:val="0"/>
-              </w:rPr>
-              <w:t xml:space="preserve">Needs revision</w:t>
-            </w:r>
-            <w:r>
-              <w:rPr>
-                <w:rtl w:val="0"/>
-              </w:rPr>
-            </w:r>
-          </w:p>
-        </w:tc>
-        <w:tc>
-          <w:tcPr>
-            <w:tcMar>
-              <w:top w:w="80.0" w:type="dxa"/>
-              <w:bottom w:w="80.0" w:type="dxa"/>
-            </w:tcMar>
-            <w:vAlign w:val="top"/>
-          </w:tcPr>
-          <w:p>
-            <w:pPr>
-              <w:rPr/>
-            </w:pPr>
-            <w:r>
-              <w:rPr>
-                <w:sz w:val="18"/>
-                <w:szCs w:val="18"/>
-                <w:rtl w:val="0"/>
-              </w:rPr>
-              <w:t xml:space="preserve">The idea is promising, but the plan is not ready.</w:t>
-            </w:r>
-            <w:r>
-              <w:rPr>
-                <w:rtl w:val="0"/>
-              </w:rPr>
-            </w:r>
-          </w:p>
-        </w:tc>
-        <w:tc>
-          <w:tcPr>
-            <w:tcMar>
-              <w:top w:w="80.0" w:type="dxa"/>
-              <w:bottom w:w="80.0" w:type="dxa"/>
-            </w:tcMar>
-            <w:vAlign w:val="top"/>
-          </w:tcPr>
-          <w:p>
-            <w:pPr>
-              <w:rPr/>
-            </w:pPr>
-            <w:r>
-              <w:rPr>
-                <w:sz w:val="18"/>
-                <w:szCs w:val="18"/>
-                <w:rtl w:val="0"/>
-              </w:rPr>
-              <w:t xml:space="preserve">Revise question, method, data plan, or timeline.</w:t>
-            </w:r>
-            <w:r>
-              <w:rPr>
-                <w:rtl w:val="0"/>
-              </w:rPr>
+        <w:tc>
+          <w:tcPr>
+            <w:tcW w:type="dxa" w:w="3408"/>
+          </w:tcPr>
+          <w:p>
+            <w:r>
+              <w:t>Needs Revision</w:t>
+            </w:r>
+          </w:p>
+        </w:tc>
+        <w:tc>
+          <w:tcPr>
+            <w:tcW w:type="dxa" w:w="3408"/>
+          </w:tcPr>
+          <w:p>
+            <w:r>
+              <w:t>The plan is not yet clear, feasible, measurable, or complete enough for approval.</w:t>
+            </w:r>
+          </w:p>
+        </w:tc>
+        <w:tc>
+          <w:tcPr>
+            <w:tcW w:type="dxa" w:w="3408"/>
+          </w:tcPr>
+          <w:p>
+            <w:r>
+              <w:t>Return the student to the relevant planning documents and schedule a follow-up conference.</w:t>
             </w:r>
           </w:p>
         </w:tc>
       </w:tr>
       <w:tr>
-        <w:trPr>
-          <w:cantSplit w:val="0"/>
-          <w:tblHeader w:val="0"/>
-        </w:trPr>
-        <w:tc>
-          <w:tcPr>
-            <w:tcMar>
-              <w:top w:w="80.0" w:type="dxa"/>
-              <w:bottom w:w="80.0" w:type="dxa"/>
-            </w:tcMar>
-            <w:vAlign w:val="top"/>
-          </w:tcPr>
-          <w:p>
-            <w:pPr>
-              <w:rPr/>
-            </w:pPr>
-            <w:r>
-              <w:rPr>
-                <w:sz w:val="18"/>
-                <w:szCs w:val="18"/>
-                <w:rtl w:val="0"/>
-              </w:rPr>
-              <w:t xml:space="preserve">Needs safety review</w:t>
-            </w:r>
-            <w:r>
-              <w:rPr>
-                <w:rtl w:val="0"/>
-              </w:rPr>
-            </w:r>
-          </w:p>
-        </w:tc>
-        <w:tc>
-          <w:tcPr>
-            <w:tcMar>
-              <w:top w:w="80.0" w:type="dxa"/>
-              <w:bottom w:w="80.0" w:type="dxa"/>
-            </w:tcMar>
-            <w:vAlign w:val="top"/>
-          </w:tcPr>
-          <w:p>
-            <w:pPr>
-              <w:rPr/>
-            </w:pPr>
-            <w:r>
-              <w:rPr>
-                <w:sz w:val="18"/>
-                <w:szCs w:val="18"/>
-                <w:rtl w:val="0"/>
-              </w:rPr>
-              <w:t xml:space="preserve">The project includes hazards requiring additional planning.</w:t>
-            </w:r>
-            <w:r>
-              <w:rPr>
-                <w:rtl w:val="0"/>
-              </w:rPr>
-            </w:r>
-          </w:p>
-        </w:tc>
-        <w:tc>
-          <w:tcPr>
-            <w:tcMar>
-              <w:top w:w="80.0" w:type="dxa"/>
-              <w:bottom w:w="80.0" w:type="dxa"/>
-            </w:tcMar>
-            <w:vAlign w:val="top"/>
-          </w:tcPr>
-          <w:p>
-            <w:pPr>
-              <w:rPr/>
-            </w:pPr>
-            <w:r>
-              <w:rPr>
-                <w:sz w:val="18"/>
-                <w:szCs w:val="18"/>
-                <w:rtl w:val="0"/>
-              </w:rPr>
-              <w:t xml:space="preserve">Complete risk assessment and wait for approval.</w:t>
-            </w:r>
-            <w:r>
-              <w:rPr>
-                <w:rtl w:val="0"/>
-              </w:rPr>
+        <w:tc>
+          <w:tcPr>
+            <w:tcW w:type="dxa" w:w="3408"/>
+          </w:tcPr>
+          <w:p>
+            <w:r>
+              <w:t>Needs Safety Review</w:t>
+            </w:r>
+          </w:p>
+        </w:tc>
+        <w:tc>
+          <w:tcPr>
+            <w:tcW w:type="dxa" w:w="3408"/>
+          </w:tcPr>
+          <w:p>
+            <w:r>
+              <w:t>Hazards require additional controls, supervision, training, PPE, location review, or district guidance.</w:t>
+            </w:r>
+          </w:p>
+        </w:tc>
+        <w:tc>
+          <w:tcPr>
+            <w:tcW w:type="dxa" w:w="3408"/>
+          </w:tcPr>
+          <w:p>
+            <w:r>
+              <w:t>Pause testing and identify the required safety review and district-supplied forms.</w:t>
             </w:r>
           </w:p>
         </w:tc>
       </w:tr>
       <w:tr>
-        <w:trPr>
-          <w:cantSplit w:val="0"/>
-          <w:tblHeader w:val="0"/>
-        </w:trPr>
-        <w:tc>
-          <w:tcPr>
-            <w:tcMar>
-              <w:top w:w="80.0" w:type="dxa"/>
-              <w:bottom w:w="80.0" w:type="dxa"/>
-            </w:tcMar>
-            <w:vAlign w:val="top"/>
-          </w:tcPr>
-          <w:p>
-            <w:pPr>
-              <w:rPr/>
-            </w:pPr>
-            <w:r>
-              <w:rPr>
-                <w:sz w:val="18"/>
-                <w:szCs w:val="18"/>
-                <w:rtl w:val="0"/>
-              </w:rPr>
-              <w:t xml:space="preserve">Needs ethics review</w:t>
-            </w:r>
-            <w:r>
-              <w:rPr>
-                <w:rtl w:val="0"/>
-              </w:rPr>
-            </w:r>
-          </w:p>
-        </w:tc>
-        <w:tc>
-          <w:tcPr>
-            <w:tcMar>
-              <w:top w:w="80.0" w:type="dxa"/>
-              <w:bottom w:w="80.0" w:type="dxa"/>
-            </w:tcMar>
-            <w:vAlign w:val="top"/>
-          </w:tcPr>
-          <w:p>
-            <w:pPr>
-              <w:rPr/>
-            </w:pPr>
-            <w:r>
-              <w:rPr>
-                <w:sz w:val="18"/>
-                <w:szCs w:val="18"/>
-                <w:rtl w:val="0"/>
-              </w:rPr>
-              <w:t xml:space="preserve">The project involves people, animals, private data, biological materials, or other sensitive areas.</w:t>
-            </w:r>
-            <w:r>
-              <w:rPr>
-                <w:rtl w:val="0"/>
-              </w:rPr>
-            </w:r>
-          </w:p>
-        </w:tc>
-        <w:tc>
-          <w:tcPr>
-            <w:tcMar>
-              <w:top w:w="80.0" w:type="dxa"/>
-              <w:bottom w:w="80.0" w:type="dxa"/>
-            </w:tcMar>
-            <w:vAlign w:val="top"/>
-          </w:tcPr>
-          <w:p>
-            <w:pPr>
-              <w:rPr/>
-            </w:pPr>
-            <w:r>
-              <w:rPr>
-                <w:sz w:val="18"/>
-                <w:szCs w:val="18"/>
-                <w:rtl w:val="0"/>
-              </w:rPr>
-              <w:t xml:space="preserve">Pause data collection until review is complete.</w:t>
-            </w:r>
-            <w:r>
-              <w:rPr>
-                <w:rtl w:val="0"/>
-              </w:rPr>
+        <w:tc>
+          <w:tcPr>
+            <w:tcW w:type="dxa" w:w="3408"/>
+          </w:tcPr>
+          <w:p>
+            <w:r>
+              <w:t>Needs Ethics Review</w:t>
+            </w:r>
+          </w:p>
+        </w:tc>
+        <w:tc>
+          <w:tcPr>
+            <w:tcW w:type="dxa" w:w="3408"/>
+          </w:tcPr>
+          <w:p>
+            <w:r>
+              <w:t>The project involves people, animals, privacy, biological materials, environmental impact, or sensitive data.</w:t>
+            </w:r>
+          </w:p>
+        </w:tc>
+        <w:tc>
+          <w:tcPr>
+            <w:tcW w:type="dxa" w:w="3408"/>
+          </w:tcPr>
+          <w:p>
+            <w:r>
+              <w:t>Pause data collection and complete required ethics, consent, privacy, or district review.</w:t>
             </w:r>
           </w:p>
         </w:tc>
       </w:tr>
       <w:tr>
-        <w:trPr>
-          <w:cantSplit w:val="0"/>
-          <w:tblHeader w:val="0"/>
-        </w:trPr>
-        <w:tc>
-          <w:tcPr>
-            <w:tcMar>
-              <w:top w:w="80.0" w:type="dxa"/>
-              <w:bottom w:w="80.0" w:type="dxa"/>
-            </w:tcMar>
-            <w:vAlign w:val="top"/>
-          </w:tcPr>
-          <w:p>
-            <w:pPr>
-              <w:rPr/>
-            </w:pPr>
-            <w:r>
-              <w:rPr>
-                <w:sz w:val="18"/>
-                <w:szCs w:val="18"/>
-                <w:rtl w:val="0"/>
-              </w:rPr>
-              <w:t xml:space="preserve">Needs mentor or expert review</w:t>
-            </w:r>
-            <w:r>
-              <w:rPr>
-                <w:rtl w:val="0"/>
-              </w:rPr>
-            </w:r>
-          </w:p>
-        </w:tc>
-        <w:tc>
-          <w:tcPr>
-            <w:tcMar>
-              <w:top w:w="80.0" w:type="dxa"/>
-              <w:bottom w:w="80.0" w:type="dxa"/>
-            </w:tcMar>
-            <w:vAlign w:val="top"/>
-          </w:tcPr>
-          <w:p>
-            <w:pPr>
-              <w:rPr/>
-            </w:pPr>
-            <w:r>
-              <w:rPr>
-                <w:sz w:val="18"/>
-                <w:szCs w:val="18"/>
-                <w:rtl w:val="0"/>
-              </w:rPr>
-              <w:t xml:space="preserve">Specialized technical or safety feedback is needed.</w:t>
-            </w:r>
-            <w:r>
-              <w:rPr>
-                <w:rtl w:val="0"/>
-              </w:rPr>
-            </w:r>
-          </w:p>
-        </w:tc>
-        <w:tc>
-          <w:tcPr>
-            <w:tcMar>
-              <w:top w:w="80.0" w:type="dxa"/>
-              <w:bottom w:w="80.0" w:type="dxa"/>
-            </w:tcMar>
-            <w:vAlign w:val="top"/>
-          </w:tcPr>
-          <w:p>
-            <w:pPr>
-              <w:rPr/>
-            </w:pPr>
-            <w:r>
-              <w:rPr>
-                <w:sz w:val="18"/>
-                <w:szCs w:val="18"/>
-                <w:rtl w:val="0"/>
-              </w:rPr>
-              <w:t xml:space="preserve">Prepare a concise mentor request or plan summary.</w:t>
-            </w:r>
-            <w:r>
-              <w:rPr>
-                <w:rtl w:val="0"/>
-              </w:rPr>
+        <w:tc>
+          <w:tcPr>
+            <w:tcW w:type="dxa" w:w="3408"/>
+          </w:tcPr>
+          <w:p>
+            <w:r>
+              <w:t>Needs Mentor Review</w:t>
+            </w:r>
+          </w:p>
+        </w:tc>
+        <w:tc>
+          <w:tcPr>
+            <w:tcW w:type="dxa" w:w="3408"/>
+          </w:tcPr>
+          <w:p>
+            <w:r>
+              <w:t>Technical expertise is needed before the teacher can make the next approval decision.</w:t>
+            </w:r>
+          </w:p>
+        </w:tc>
+        <w:tc>
+          <w:tcPr>
+            <w:tcW w:type="dxa" w:w="3408"/>
+          </w:tcPr>
+          <w:p>
+            <w:r>
+              <w:t>Obtain focused mentor feedback; the mentor does not grant STARLAB approval.</w:t>
             </w:r>
           </w:p>
         </w:tc>
       </w:tr>
       <w:tr>
-        <w:trPr>
-          <w:cantSplit w:val="0"/>
-          <w:tblHeader w:val="0"/>
-        </w:trPr>
-        <w:tc>
-          <w:tcPr>
-            <w:tcMar>
-              <w:top w:w="80.0" w:type="dxa"/>
-              <w:bottom w:w="80.0" w:type="dxa"/>
-            </w:tcMar>
-            <w:vAlign w:val="top"/>
-          </w:tcPr>
-          <w:p>
-            <w:pPr>
-              <w:rPr/>
-            </w:pPr>
-            <w:r>
-              <w:rPr>
-                <w:sz w:val="18"/>
-                <w:szCs w:val="18"/>
-                <w:rtl w:val="0"/>
-              </w:rPr>
-              <w:t xml:space="preserve">Not approved in current form</w:t>
-            </w:r>
-            <w:r>
-              <w:rPr>
-                <w:rtl w:val="0"/>
-              </w:rPr>
-            </w:r>
-          </w:p>
-        </w:tc>
-        <w:tc>
-          <w:tcPr>
-            <w:tcMar>
-              <w:top w:w="80.0" w:type="dxa"/>
-              <w:bottom w:w="80.0" w:type="dxa"/>
-            </w:tcMar>
-            <w:vAlign w:val="top"/>
-          </w:tcPr>
-          <w:p>
-            <w:pPr>
-              <w:rPr/>
-            </w:pPr>
-            <w:r>
-              <w:rPr>
-                <w:sz w:val="18"/>
-                <w:szCs w:val="18"/>
-                <w:rtl w:val="0"/>
-              </w:rPr>
-              <w:t xml:space="preserve">The current method cannot proceed safely or appropriately.</w:t>
-            </w:r>
-            <w:r>
-              <w:rPr>
-                <w:rtl w:val="0"/>
-              </w:rPr>
-            </w:r>
-          </w:p>
-        </w:tc>
-        <w:tc>
-          <w:tcPr>
-            <w:tcMar>
-              <w:top w:w="80.0" w:type="dxa"/>
-              <w:bottom w:w="80.0" w:type="dxa"/>
-            </w:tcMar>
-            <w:vAlign w:val="top"/>
-          </w:tcPr>
-          <w:p>
-            <w:pPr>
-              <w:rPr/>
-            </w:pPr>
-            <w:r>
-              <w:rPr>
-                <w:sz w:val="18"/>
-                <w:szCs w:val="18"/>
-                <w:rtl w:val="0"/>
-              </w:rPr>
-              <w:t xml:space="preserve">Design a safer model, simulation, public dataset approach, or different project path.</w:t>
-            </w:r>
-            <w:r>
-              <w:rPr>
-                <w:rtl w:val="0"/>
-              </w:rPr>
+        <w:tc>
+          <w:tcPr>
+            <w:tcW w:type="dxa" w:w="3408"/>
+          </w:tcPr>
+          <w:p>
+            <w:r>
+              <w:t>Not Approved in Current Form</w:t>
+            </w:r>
+          </w:p>
+        </w:tc>
+        <w:tc>
+          <w:tcPr>
+            <w:tcW w:type="dxa" w:w="3408"/>
+          </w:tcPr>
+          <w:p>
+            <w:r>
+              <w:t>The proposed method cannot proceed because of risk, ethics, feasibility, or an inadequate evidence plan.</w:t>
+            </w:r>
+          </w:p>
+        </w:tc>
+        <w:tc>
+          <w:tcPr>
+            <w:tcW w:type="dxa" w:w="3408"/>
+          </w:tcPr>
+          <w:p>
+            <w:r>
+              <w:t>Redirect the question toward a safer, smaller, simulated, public-data, or redesigned version.</w:t>
+            </w:r>
+          </w:p>
+        </w:tc>
+      </w:tr>
+      <w:tr>
+        <w:tc>
+          <w:tcPr>
+            <w:tcW w:type="dxa" w:w="3408"/>
+          </w:tcPr>
+          <w:p>
+            <w:r>
+              <w:t>Approved for Systematic Data Collection</w:t>
+            </w:r>
+          </w:p>
+        </w:tc>
+        <w:tc>
+          <w:tcPr>
+            <w:tcW w:type="dxa" w:w="3408"/>
+          </w:tcPr>
+          <w:p>
+            <w:r>
+              <w:t>The approved pilot supports the method and the teacher has authorized full data collection within the documented scope.</w:t>
+            </w:r>
+          </w:p>
+        </w:tc>
+        <w:tc>
+          <w:tcPr>
+            <w:tcW w:type="dxa" w:w="3408"/>
+          </w:tcPr>
+          <w:p>
+            <w:r>
+              <w:t>Record the decision and continue monitoring changes, risks, and documentation.</w:t>
             </w:r>
           </w:p>
         </w:tc>
@@ -11562,7 +11209,7 @@
               <w:rPr>
                 <w:rtl w:val="0"/>
               </w:rPr>
-              <w:t xml:space="preserve">Poster session, formal presentation night, rotating gallery walk, mentor panel, in-class defense, district research night, or a combination.</w:t>
+              <w:t>Poster session, formal presentation night, university poster session, public science fair, mentor or administrator panel, district research night, or a public final defense with invited audience members beyond the class.</w:t>
             </w:r>
           </w:p>
         </w:tc>

--- a/Teacher Resources (Start Here)/04_STARLAB_Course_Operations_Manual.docx
+++ b/Teacher Resources (Start Here)/04_STARLAB_Course_Operations_Manual.docx
@@ -13174,7 +13174,7 @@
               <w:rPr>
                 <w:rtl w:val="0"/>
               </w:rPr>
-              <w:t xml:space="preserve">Place this manual under Teacher Start Here and link it from Templates &amp; Trackers alongside the calendar, print index, project tracker, and approval center.</w:t>
+              <w:t xml:space="preserve">Place this manual under Start Here and link it from Templates &amp; Trackers alongside the calendar, print index, project tracker, and approval center.</w:t>
             </w:r>
           </w:p>
         </w:tc>

--- a/Teacher Resources (Start Here)/04_STARLAB_Course_Operations_Manual.docx
+++ b/Teacher Resources (Start Here)/04_STARLAB_Course_Operations_Manual.docx
@@ -9878,10 +9878,7 @@
         <w:rPr/>
       </w:pPr>
       <w:r>
-        <w:rPr>
-          <w:rtl w:val="0"/>
-        </w:rPr>
-        <w:t xml:space="preserve">Communication routines keep STARLAB from feeling mysterious to students, families, administrators, and mentors. New teachers should prepare a few reusable messages rather than writing from scratch each time.</w:t>
+        <w:t>Communication routines keep STARLAB from feeling mysterious to students, families, administrators, and mentors. Use the Parent/Guardian Communication Pack as the primary coursewide family-message source; Unit 1 Appendix J is the shortened Week 1 option. Teachers customize and distribute messages through district-approved channels, while district forms continue to govern consent, media release, fieldwork, transportation, safety, and data privacy.</w:t>
       </w:r>
     </w:p>
     <w:tbl>
@@ -10139,48 +10136,22 @@
             <w:vAlign w:val="top"/>
           </w:tcPr>
           <w:p>
-            <w:pPr>
-              <w:rPr/>
-            </w:pPr>
-            <w:r>
-              <w:rPr>
-                <w:sz w:val="18"/>
-                <w:szCs w:val="18"/>
-                <w:rtl w:val="0"/>
-              </w:rPr>
-              <w:t xml:space="preserve">Beginning, approval stage, showcase</w:t>
-            </w:r>
-            <w:r>
-              <w:rPr>
-                <w:rtl w:val="0"/>
-              </w:rPr>
-            </w:r>
-          </w:p>
-        </w:tc>
-        <w:tc>
-          <w:tcPr>
-            <w:tcMar>
-              <w:top w:w="80.0" w:type="dxa"/>
-              <w:bottom w:w="80.0" w:type="dxa"/>
-            </w:tcMar>
-            <w:vAlign w:val="top"/>
-          </w:tcPr>
-          <w:p>
-            <w:pPr>
-              <w:rPr/>
-            </w:pPr>
-            <w:r>
-              <w:rPr>
-                <w:sz w:val="18"/>
-                <w:szCs w:val="18"/>
-                <w:rtl w:val="0"/>
-              </w:rPr>
-              <w:t xml:space="preserve">Explain course purpose, safety approval, and public presentation.</w:t>
-            </w:r>
-            <w:r>
-              <w:rPr>
-                <w:rtl w:val="0"/>
-              </w:rPr>
+            <w:r>
+              <w:t>Before or Week 1; approval; midpoint; reporting; showcase; closure</w:t>
+            </w:r>
+          </w:p>
+        </w:tc>
+        <w:tc>
+          <w:tcPr>
+            <w:tcMar>
+              <w:top w:w="80.0" w:type="dxa"/>
+              <w:bottom w:w="80.0" w:type="dxa"/>
+            </w:tcMar>
+            <w:vAlign w:val="top"/>
+          </w:tcPr>
+          <w:p>
+            <w:r>
+              <w:t>Explain course purpose, approval and safety, authentic setbacks, major transitions, and public presentation.</w:t>
             </w:r>
           </w:p>
         </w:tc>
